--- a/Power BI/PowerBi-task3.docx
+++ b/Power BI/PowerBi-task3.docx
@@ -162,7 +162,21 @@
         <w:rPr>
           <w:rFonts w:ascii="Times New Roman" w:hAnsi="Times New Roman" w:cs="Times New Roman"/>
         </w:rPr>
-        <w:t>The FORMAT function converts the date value into a text string in the "YYYY-MM" format (e.g., 2013-01), which makes it suitable for use as a chronologically sortable label on chart axes. After pressing Enter, the new column appeared in the DimDate table:</w:t>
+        <w:t xml:space="preserve">The FORMAT function converts the date value into a text string in the "YYYY-MM" format (e.g., 2013-01), which makes it suitable for use as a chronologically sortable label on chart axes. After pressing Enter, the new column appeared in the </w:t>
+      </w:r>
+      <w:proofErr w:type="spellStart"/>
+      <w:r>
+        <w:rPr>
+          <w:rFonts w:ascii="Times New Roman" w:hAnsi="Times New Roman" w:cs="Times New Roman"/>
+        </w:rPr>
+        <w:t>DimDate</w:t>
+      </w:r>
+      <w:proofErr w:type="spellEnd"/>
+      <w:r>
+        <w:rPr>
+          <w:rFonts w:ascii="Times New Roman" w:hAnsi="Times New Roman" w:cs="Times New Roman"/>
+        </w:rPr>
+        <w:t xml:space="preserve"> table:</w:t>
       </w:r>
     </w:p>
     <w:p>
@@ -232,7 +246,49 @@
           <w:rFonts w:ascii="Times New Roman" w:hAnsi="Times New Roman" w:cs="Times New Roman"/>
         </w:rPr>
         <w:lastRenderedPageBreak/>
-        <w:t>The view was switched back to Report View. A new page was added to the report. A Line Chart visualization was added from the Visualizations pane using OrderDate field and SalesAmount from FactInternetSales table. As a result, the chart displayed the date hierarchy on the X-axis, allowing the user to drill down through different time levels. This approach is suitable when interactive hierarchy navigation is the intended use case.</w:t>
+        <w:t xml:space="preserve">The view was switched back to Report View. A new page was added to the report. A Line Chart visualization was added from the Visualizations pane using </w:t>
+      </w:r>
+      <w:proofErr w:type="spellStart"/>
+      <w:r>
+        <w:rPr>
+          <w:rFonts w:ascii="Times New Roman" w:hAnsi="Times New Roman" w:cs="Times New Roman"/>
+        </w:rPr>
+        <w:t>OrderDate</w:t>
+      </w:r>
+      <w:proofErr w:type="spellEnd"/>
+      <w:r>
+        <w:rPr>
+          <w:rFonts w:ascii="Times New Roman" w:hAnsi="Times New Roman" w:cs="Times New Roman"/>
+        </w:rPr>
+        <w:t xml:space="preserve"> field and </w:t>
+      </w:r>
+      <w:proofErr w:type="spellStart"/>
+      <w:r>
+        <w:rPr>
+          <w:rFonts w:ascii="Times New Roman" w:hAnsi="Times New Roman" w:cs="Times New Roman"/>
+        </w:rPr>
+        <w:t>SalesAmount</w:t>
+      </w:r>
+      <w:proofErr w:type="spellEnd"/>
+      <w:r>
+        <w:rPr>
+          <w:rFonts w:ascii="Times New Roman" w:hAnsi="Times New Roman" w:cs="Times New Roman"/>
+        </w:rPr>
+        <w:t xml:space="preserve"> from </w:t>
+      </w:r>
+      <w:proofErr w:type="spellStart"/>
+      <w:r>
+        <w:rPr>
+          <w:rFonts w:ascii="Times New Roman" w:hAnsi="Times New Roman" w:cs="Times New Roman"/>
+        </w:rPr>
+        <w:t>FactInternetSales</w:t>
+      </w:r>
+      <w:proofErr w:type="spellEnd"/>
+      <w:r>
+        <w:rPr>
+          <w:rFonts w:ascii="Times New Roman" w:hAnsi="Times New Roman" w:cs="Times New Roman"/>
+        </w:rPr>
+        <w:t xml:space="preserve"> table. As a result, the chart displayed the date hierarchy on the X-axis, allowing the user to drill down through different time levels. This approach is suitable when interactive hierarchy navigation is the intended use case.</w:t>
       </w:r>
     </w:p>
     <w:p>
@@ -247,7 +303,21 @@
         <w:rPr>
           <w:rFonts w:ascii="Times New Roman" w:hAnsi="Times New Roman" w:cs="Times New Roman"/>
         </w:rPr>
-        <w:t>Also the slicer with OrderDate (YEAR) field was added to the report to enable opportunity to navigate through different periods of time:</w:t>
+        <w:t xml:space="preserve">Also the slicer with </w:t>
+      </w:r>
+      <w:proofErr w:type="spellStart"/>
+      <w:r>
+        <w:rPr>
+          <w:rFonts w:ascii="Times New Roman" w:hAnsi="Times New Roman" w:cs="Times New Roman"/>
+        </w:rPr>
+        <w:t>OrderDate</w:t>
+      </w:r>
+      <w:proofErr w:type="spellEnd"/>
+      <w:r>
+        <w:rPr>
+          <w:rFonts w:ascii="Times New Roman" w:hAnsi="Times New Roman" w:cs="Times New Roman"/>
+        </w:rPr>
+        <w:t xml:space="preserve"> (YEAR) field was added to the report to enable opportunity to navigate through different periods of time:</w:t>
       </w:r>
       <w:r>
         <w:rPr>
@@ -312,7 +382,49 @@
         <w:rPr>
           <w:rFonts w:ascii="Times New Roman" w:hAnsi="Times New Roman" w:cs="Times New Roman"/>
         </w:rPr>
-        <w:t>Year Month Label calculated column (created in Step 2) from the DimDate table was used instead of OrderDate. This column was placed in the X-axis field well, and SalesAmount was used in Values. This approach is preferred when a fixed monthly granularity is required, as it avoids the complexity of hierarchy navigation and provides a cleaner, more readable chart for business users:</w:t>
+        <w:t xml:space="preserve">Year Month Label calculated column (created in Step 2) from the </w:t>
+      </w:r>
+      <w:proofErr w:type="spellStart"/>
+      <w:r>
+        <w:rPr>
+          <w:rFonts w:ascii="Times New Roman" w:hAnsi="Times New Roman" w:cs="Times New Roman"/>
+        </w:rPr>
+        <w:t>DimDate</w:t>
+      </w:r>
+      <w:proofErr w:type="spellEnd"/>
+      <w:r>
+        <w:rPr>
+          <w:rFonts w:ascii="Times New Roman" w:hAnsi="Times New Roman" w:cs="Times New Roman"/>
+        </w:rPr>
+        <w:t xml:space="preserve"> table was used instead of </w:t>
+      </w:r>
+      <w:proofErr w:type="spellStart"/>
+      <w:r>
+        <w:rPr>
+          <w:rFonts w:ascii="Times New Roman" w:hAnsi="Times New Roman" w:cs="Times New Roman"/>
+        </w:rPr>
+        <w:t>OrderDate</w:t>
+      </w:r>
+      <w:proofErr w:type="spellEnd"/>
+      <w:r>
+        <w:rPr>
+          <w:rFonts w:ascii="Times New Roman" w:hAnsi="Times New Roman" w:cs="Times New Roman"/>
+        </w:rPr>
+        <w:t xml:space="preserve">. This column was placed in the X-axis field well, and </w:t>
+      </w:r>
+      <w:proofErr w:type="spellStart"/>
+      <w:r>
+        <w:rPr>
+          <w:rFonts w:ascii="Times New Roman" w:hAnsi="Times New Roman" w:cs="Times New Roman"/>
+        </w:rPr>
+        <w:t>SalesAmount</w:t>
+      </w:r>
+      <w:proofErr w:type="spellEnd"/>
+      <w:r>
+        <w:rPr>
+          <w:rFonts w:ascii="Times New Roman" w:hAnsi="Times New Roman" w:cs="Times New Roman"/>
+        </w:rPr>
+        <w:t xml:space="preserve"> was used in Values. This approach is preferred when a fixed monthly granularity is required, as it avoids the complexity of hierarchy navigation and provides a cleaner, more readable chart for business users:</w:t>
       </w:r>
     </w:p>
     <w:p>
@@ -498,7 +610,35 @@
         <w:rPr>
           <w:rFonts w:ascii="Times New Roman" w:hAnsi="Times New Roman" w:cs="Times New Roman"/>
         </w:rPr>
-        <w:t>A new calculated integer column named YearMonthSort was added to the DimDate table using the following DAX expression:</w:t>
+        <w:t xml:space="preserve">A new calculated integer column named </w:t>
+      </w:r>
+      <w:proofErr w:type="spellStart"/>
+      <w:r>
+        <w:rPr>
+          <w:rFonts w:ascii="Times New Roman" w:hAnsi="Times New Roman" w:cs="Times New Roman"/>
+        </w:rPr>
+        <w:t>YearMonthSort</w:t>
+      </w:r>
+      <w:proofErr w:type="spellEnd"/>
+      <w:r>
+        <w:rPr>
+          <w:rFonts w:ascii="Times New Roman" w:hAnsi="Times New Roman" w:cs="Times New Roman"/>
+        </w:rPr>
+        <w:t xml:space="preserve"> was added to the </w:t>
+      </w:r>
+      <w:proofErr w:type="spellStart"/>
+      <w:r>
+        <w:rPr>
+          <w:rFonts w:ascii="Times New Roman" w:hAnsi="Times New Roman" w:cs="Times New Roman"/>
+        </w:rPr>
+        <w:t>DimDate</w:t>
+      </w:r>
+      <w:proofErr w:type="spellEnd"/>
+      <w:r>
+        <w:rPr>
+          <w:rFonts w:ascii="Times New Roman" w:hAnsi="Times New Roman" w:cs="Times New Roman"/>
+        </w:rPr>
+        <w:t xml:space="preserve"> table using the following DAX expression:</w:t>
       </w:r>
     </w:p>
     <w:p>
@@ -509,13 +649,95 @@
           <w:rFonts w:ascii="Times New Roman" w:hAnsi="Times New Roman" w:cs="Times New Roman"/>
         </w:rPr>
       </w:pPr>
-      <w:r>
-        <w:rPr>
-          <w:rFonts w:ascii="Times New Roman" w:hAnsi="Times New Roman" w:cs="Times New Roman"/>
-          <w:b/>
-          <w:bCs/>
-        </w:rPr>
-        <w:t>YearMonthSort = DimDate[CalendarYear] * 100 + DimDate[MonthNumberOfYear]</w:t>
+      <w:proofErr w:type="spellStart"/>
+      <w:r>
+        <w:rPr>
+          <w:rFonts w:ascii="Times New Roman" w:hAnsi="Times New Roman" w:cs="Times New Roman"/>
+          <w:b/>
+          <w:bCs/>
+        </w:rPr>
+        <w:t>YearMonthSort</w:t>
+      </w:r>
+      <w:proofErr w:type="spellEnd"/>
+      <w:r>
+        <w:rPr>
+          <w:rFonts w:ascii="Times New Roman" w:hAnsi="Times New Roman" w:cs="Times New Roman"/>
+          <w:b/>
+          <w:bCs/>
+        </w:rPr>
+        <w:t xml:space="preserve"> = </w:t>
+      </w:r>
+      <w:proofErr w:type="spellStart"/>
+      <w:r>
+        <w:rPr>
+          <w:rFonts w:ascii="Times New Roman" w:hAnsi="Times New Roman" w:cs="Times New Roman"/>
+          <w:b/>
+          <w:bCs/>
+        </w:rPr>
+        <w:t>DimDate</w:t>
+      </w:r>
+      <w:proofErr w:type="spellEnd"/>
+      <w:r>
+        <w:rPr>
+          <w:rFonts w:ascii="Times New Roman" w:hAnsi="Times New Roman" w:cs="Times New Roman"/>
+          <w:b/>
+          <w:bCs/>
+        </w:rPr>
+        <w:t>[</w:t>
+      </w:r>
+      <w:proofErr w:type="spellStart"/>
+      <w:r>
+        <w:rPr>
+          <w:rFonts w:ascii="Times New Roman" w:hAnsi="Times New Roman" w:cs="Times New Roman"/>
+          <w:b/>
+          <w:bCs/>
+        </w:rPr>
+        <w:t>CalendarYear</w:t>
+      </w:r>
+      <w:proofErr w:type="spellEnd"/>
+      <w:r>
+        <w:rPr>
+          <w:rFonts w:ascii="Times New Roman" w:hAnsi="Times New Roman" w:cs="Times New Roman"/>
+          <w:b/>
+          <w:bCs/>
+        </w:rPr>
+        <w:t xml:space="preserve">] * 100 + </w:t>
+      </w:r>
+      <w:proofErr w:type="spellStart"/>
+      <w:r>
+        <w:rPr>
+          <w:rFonts w:ascii="Times New Roman" w:hAnsi="Times New Roman" w:cs="Times New Roman"/>
+          <w:b/>
+          <w:bCs/>
+        </w:rPr>
+        <w:t>DimDate</w:t>
+      </w:r>
+      <w:proofErr w:type="spellEnd"/>
+      <w:r>
+        <w:rPr>
+          <w:rFonts w:ascii="Times New Roman" w:hAnsi="Times New Roman" w:cs="Times New Roman"/>
+          <w:b/>
+          <w:bCs/>
+        </w:rPr>
+        <w:t>[</w:t>
+      </w:r>
+      <w:proofErr w:type="spellStart"/>
+      <w:r>
+        <w:rPr>
+          <w:rFonts w:ascii="Times New Roman" w:hAnsi="Times New Roman" w:cs="Times New Roman"/>
+          <w:b/>
+          <w:bCs/>
+        </w:rPr>
+        <w:t>MonthNumberOfYear</w:t>
+      </w:r>
+      <w:proofErr w:type="spellEnd"/>
+      <w:r>
+        <w:rPr>
+          <w:rFonts w:ascii="Times New Roman" w:hAnsi="Times New Roman" w:cs="Times New Roman"/>
+          <w:b/>
+          <w:bCs/>
+        </w:rPr>
+        <w:t>]</w:t>
       </w:r>
       <w:r>
         <w:rPr>
@@ -634,7 +856,21 @@
         <w:rPr>
           <w:rFonts w:ascii="Times New Roman" w:hAnsi="Times New Roman" w:cs="Times New Roman"/>
         </w:rPr>
-        <w:t>The Sort by column option was applied to Year Month Label column, selecting the newly created YearMonthSort column as the underlying sorting criteria:</w:t>
+        <w:t xml:space="preserve">The Sort by column option was applied to Year Month Label column, selecting the newly created </w:t>
+      </w:r>
+      <w:proofErr w:type="spellStart"/>
+      <w:r>
+        <w:rPr>
+          <w:rFonts w:ascii="Times New Roman" w:hAnsi="Times New Roman" w:cs="Times New Roman"/>
+        </w:rPr>
+        <w:t>YearMonthSort</w:t>
+      </w:r>
+      <w:proofErr w:type="spellEnd"/>
+      <w:r>
+        <w:rPr>
+          <w:rFonts w:ascii="Times New Roman" w:hAnsi="Times New Roman" w:cs="Times New Roman"/>
+        </w:rPr>
+        <w:t xml:space="preserve"> column as the underlying sorting criteria:</w:t>
       </w:r>
       <w:r>
         <w:rPr>
@@ -893,7 +1129,35 @@
         <w:rPr>
           <w:rFonts w:ascii="Times New Roman" w:hAnsi="Times New Roman" w:cs="Times New Roman"/>
         </w:rPr>
-        <w:t>The new measure Today Date was created in the table DimDate and displaied in the report using Card visualization:</w:t>
+        <w:t xml:space="preserve">The new measure Today Date was created in the table </w:t>
+      </w:r>
+      <w:proofErr w:type="spellStart"/>
+      <w:r>
+        <w:rPr>
+          <w:rFonts w:ascii="Times New Roman" w:hAnsi="Times New Roman" w:cs="Times New Roman"/>
+        </w:rPr>
+        <w:t>DimDate</w:t>
+      </w:r>
+      <w:proofErr w:type="spellEnd"/>
+      <w:r>
+        <w:rPr>
+          <w:rFonts w:ascii="Times New Roman" w:hAnsi="Times New Roman" w:cs="Times New Roman"/>
+        </w:rPr>
+        <w:t xml:space="preserve"> and </w:t>
+      </w:r>
+      <w:proofErr w:type="spellStart"/>
+      <w:r>
+        <w:rPr>
+          <w:rFonts w:ascii="Times New Roman" w:hAnsi="Times New Roman" w:cs="Times New Roman"/>
+        </w:rPr>
+        <w:t>displaied</w:t>
+      </w:r>
+      <w:proofErr w:type="spellEnd"/>
+      <w:r>
+        <w:rPr>
+          <w:rFonts w:ascii="Times New Roman" w:hAnsi="Times New Roman" w:cs="Times New Roman"/>
+        </w:rPr>
+        <w:t xml:space="preserve"> in the report using Card visualization:</w:t>
       </w:r>
     </w:p>
     <w:p>
@@ -1097,7 +1361,35 @@
         <w:rPr>
           <w:rFonts w:ascii="Times New Roman" w:hAnsi="Times New Roman" w:cs="Times New Roman"/>
         </w:rPr>
-        <w:t>A new measure Order Quantity was created to calculate the total order quantity. This measure aggregates all values in the OrderQuantity column of the FactInternetSales table, giving the total number of units ordered across all transactions:</w:t>
+        <w:t xml:space="preserve">A new measure Order Quantity was created to calculate the total order quantity. This measure aggregates all values in the </w:t>
+      </w:r>
+      <w:proofErr w:type="spellStart"/>
+      <w:r>
+        <w:rPr>
+          <w:rFonts w:ascii="Times New Roman" w:hAnsi="Times New Roman" w:cs="Times New Roman"/>
+        </w:rPr>
+        <w:t>OrderQuantity</w:t>
+      </w:r>
+      <w:proofErr w:type="spellEnd"/>
+      <w:r>
+        <w:rPr>
+          <w:rFonts w:ascii="Times New Roman" w:hAnsi="Times New Roman" w:cs="Times New Roman"/>
+        </w:rPr>
+        <w:t xml:space="preserve"> column of the </w:t>
+      </w:r>
+      <w:proofErr w:type="spellStart"/>
+      <w:r>
+        <w:rPr>
+          <w:rFonts w:ascii="Times New Roman" w:hAnsi="Times New Roman" w:cs="Times New Roman"/>
+        </w:rPr>
+        <w:t>FactInternetSales</w:t>
+      </w:r>
+      <w:proofErr w:type="spellEnd"/>
+      <w:r>
+        <w:rPr>
+          <w:rFonts w:ascii="Times New Roman" w:hAnsi="Times New Roman" w:cs="Times New Roman"/>
+        </w:rPr>
+        <w:t xml:space="preserve"> table, giving the total number of units ordered across all transactions:</w:t>
       </w:r>
       <w:r>
         <w:rPr>
@@ -1148,7 +1440,21 @@
           <w:rFonts w:ascii="Times New Roman" w:hAnsi="Times New Roman" w:cs="Times New Roman"/>
         </w:rPr>
         <w:br/>
-        <w:t xml:space="preserve">A simple table visualization with a date column and a newly created measure Order Quantity was added to the report. FullDateAlternateKey was presented in hierarchical way. </w:t>
+        <w:t xml:space="preserve">A simple table visualization with a date column and a newly created measure Order Quantity was added to the report. </w:t>
+      </w:r>
+      <w:proofErr w:type="spellStart"/>
+      <w:r>
+        <w:rPr>
+          <w:rFonts w:ascii="Times New Roman" w:hAnsi="Times New Roman" w:cs="Times New Roman"/>
+        </w:rPr>
+        <w:t>FullDateAlternateKey</w:t>
+      </w:r>
+      <w:proofErr w:type="spellEnd"/>
+      <w:r>
+        <w:rPr>
+          <w:rFonts w:ascii="Times New Roman" w:hAnsi="Times New Roman" w:cs="Times New Roman"/>
+        </w:rPr>
+        <w:t xml:space="preserve"> was presented in hierarchical way. </w:t>
       </w:r>
       <w:r>
         <w:rPr>
@@ -1170,6 +1476,7 @@
         </w:rPr>
         <w:t xml:space="preserve"> to the plain column name </w:t>
       </w:r>
+      <w:proofErr w:type="spellStart"/>
       <w:r>
         <w:rPr>
           <w:rFonts w:ascii="Times New Roman" w:hAnsi="Times New Roman" w:cs="Times New Roman"/>
@@ -1178,6 +1485,7 @@
         </w:rPr>
         <w:t>FullDateAlternateKey</w:t>
       </w:r>
+      <w:proofErr w:type="spellEnd"/>
       <w:r>
         <w:rPr>
           <w:rFonts w:ascii="Times New Roman" w:hAnsi="Times New Roman" w:cs="Times New Roman"/>
@@ -1298,7 +1606,21 @@
         <w:rPr>
           <w:rFonts w:ascii="Times New Roman" w:hAnsi="Times New Roman" w:cs="Times New Roman"/>
         </w:rPr>
-        <w:t xml:space="preserve"> measure grouped by date (FullDateAlternateKey). For each day, the measure calculates the total number of ordered units. The </w:t>
+        <w:t xml:space="preserve"> measure grouped by date (</w:t>
+      </w:r>
+      <w:proofErr w:type="spellStart"/>
+      <w:r>
+        <w:rPr>
+          <w:rFonts w:ascii="Times New Roman" w:hAnsi="Times New Roman" w:cs="Times New Roman"/>
+        </w:rPr>
+        <w:t>FullDateAlternateKey</w:t>
+      </w:r>
+      <w:proofErr w:type="spellEnd"/>
+      <w:r>
+        <w:rPr>
+          <w:rFonts w:ascii="Times New Roman" w:hAnsi="Times New Roman" w:cs="Times New Roman"/>
+        </w:rPr>
+        <w:t xml:space="preserve">). For each day, the measure calculates the total number of ordered units. The </w:t>
       </w:r>
       <w:r>
         <w:rPr>
@@ -1312,7 +1634,21 @@
         <w:rPr>
           <w:rFonts w:ascii="Times New Roman" w:hAnsi="Times New Roman" w:cs="Times New Roman"/>
         </w:rPr>
-        <w:t xml:space="preserve"> — the grand total of all ordered units across the entire FactInternetSales table, confirming that the measure is aggregating correctly.</w:t>
+        <w:t xml:space="preserve"> — the grand total of all ordered units across the entire </w:t>
+      </w:r>
+      <w:proofErr w:type="spellStart"/>
+      <w:r>
+        <w:rPr>
+          <w:rFonts w:ascii="Times New Roman" w:hAnsi="Times New Roman" w:cs="Times New Roman"/>
+        </w:rPr>
+        <w:t>FactInternetSales</w:t>
+      </w:r>
+      <w:proofErr w:type="spellEnd"/>
+      <w:r>
+        <w:rPr>
+          <w:rFonts w:ascii="Times New Roman" w:hAnsi="Times New Roman" w:cs="Times New Roman"/>
+        </w:rPr>
+        <w:t xml:space="preserve"> table, confirming that the measure is aggregating correctly.</w:t>
       </w:r>
       <w:r>
         <w:rPr>
@@ -1622,32 +1958,16 @@
           <w:rFonts w:ascii="Times New Roman" w:hAnsi="Times New Roman" w:cs="Times New Roman"/>
         </w:rPr>
         <w:lastRenderedPageBreak/>
-        <w:t>Current Year YTD Measure</w:t>
-      </w:r>
-      <w:r>
-        <w:rPr>
-          <w:rFonts w:ascii="Times New Roman" w:hAnsi="Times New Roman" w:cs="Times New Roman"/>
-        </w:rPr>
-        <w:t xml:space="preserve"> was created previously in LAB tasks - </w:t>
-      </w:r>
-      <w:r>
-        <w:rPr>
-          <w:rFonts w:ascii="Times New Roman" w:hAnsi="Times New Roman" w:cs="Times New Roman"/>
-        </w:rPr>
-        <w:t>Order Quantity YTD</w:t>
-      </w:r>
-      <w:r>
-        <w:rPr>
-          <w:rFonts w:ascii="Times New Roman" w:hAnsi="Times New Roman" w:cs="Times New Roman"/>
-        </w:rPr>
-        <w:t xml:space="preserve"> and was renamed to </w:t>
-      </w:r>
+        <w:t xml:space="preserve">Current Year YTD Measure was created previously in LAB tasks - Order Quantity YTD and was renamed to </w:t>
+      </w:r>
+      <w:proofErr w:type="spellStart"/>
       <w:r>
         <w:rPr>
           <w:rFonts w:ascii="Times New Roman" w:hAnsi="Times New Roman" w:cs="Times New Roman"/>
         </w:rPr>
         <w:t>OrderQtyYTD</w:t>
       </w:r>
+      <w:proofErr w:type="spellEnd"/>
       <w:r>
         <w:rPr>
           <w:rFonts w:ascii="Times New Roman" w:hAnsi="Times New Roman" w:cs="Times New Roman"/>
@@ -1658,14 +1978,9 @@
         <w:rPr>
           <w:rFonts w:ascii="Times New Roman" w:hAnsi="Times New Roman" w:cs="Times New Roman"/>
         </w:rPr>
-        <w:t xml:space="preserve">It </w:t>
-      </w:r>
-      <w:r>
-        <w:rPr>
-          <w:rFonts w:ascii="Times New Roman" w:hAnsi="Times New Roman" w:cs="Times New Roman"/>
-        </w:rPr>
-        <w:t xml:space="preserve">calculates the running total of orders from the start of the year up to the selected date. The second measure, </w:t>
-      </w:r>
+        <w:t xml:space="preserve">It calculates the running total of orders from the start of the year up to the selected date. The second measure, </w:t>
+      </w:r>
+      <w:proofErr w:type="spellStart"/>
       <w:r>
         <w:rPr>
           <w:rFonts w:ascii="Times New Roman" w:hAnsi="Times New Roman" w:cs="Times New Roman"/>
@@ -1674,6 +1989,7 @@
         </w:rPr>
         <w:t>OrderQtyYTD_PreviousYear</w:t>
       </w:r>
+      <w:proofErr w:type="spellEnd"/>
       <w:r>
         <w:rPr>
           <w:rFonts w:ascii="Times New Roman" w:hAnsi="Times New Roman" w:cs="Times New Roman"/>
@@ -1698,6 +2014,7 @@
       <w:r>
         <w:rPr>
           <w:rFonts w:ascii="Times New Roman" w:hAnsi="Times New Roman" w:cs="Times New Roman"/>
+          <w:noProof/>
         </w:rPr>
         <w:drawing>
           <wp:inline distT="0" distB="0" distL="0" distR="0" wp14:anchorId="7ABB9CA6" wp14:editId="1E41C065">
@@ -1742,7 +2059,6 @@
         <w:ind w:left="1080"/>
         <w:rPr>
           <w:rFonts w:ascii="Times New Roman" w:hAnsi="Times New Roman" w:cs="Times New Roman"/>
-          <w:lang w:val="ru-RU"/>
         </w:rPr>
       </w:pPr>
       <w:r>
@@ -1761,31 +2077,13 @@
         <w:rPr>
           <w:rFonts w:ascii="Times New Roman" w:hAnsi="Times New Roman" w:cs="Times New Roman"/>
         </w:rPr>
-        <w:t xml:space="preserve"> added to one </w:t>
-      </w:r>
-      <w:r>
-        <w:rPr>
-          <w:rFonts w:ascii="Times New Roman" w:hAnsi="Times New Roman" w:cs="Times New Roman"/>
-        </w:rPr>
-        <w:t>Line Chart visual</w:t>
-      </w:r>
-      <w:r>
-        <w:rPr>
-          <w:rFonts w:ascii="Times New Roman" w:hAnsi="Times New Roman" w:cs="Times New Roman"/>
-        </w:rPr>
-        <w:t xml:space="preserve">, so now the visual </w:t>
-      </w:r>
-      <w:r>
-        <w:rPr>
-          <w:rFonts w:ascii="Times New Roman" w:hAnsi="Times New Roman" w:cs="Times New Roman"/>
-        </w:rPr>
-        <w:t>tracks both transactional volume metrics across a multi-year horizon</w:t>
-      </w:r>
-      <w:r>
-        <w:rPr>
-          <w:rFonts w:ascii="Times New Roman" w:hAnsi="Times New Roman" w:cs="Times New Roman"/>
-        </w:rPr>
-        <w:t>:</w:t>
+        <w:t xml:space="preserve"> added to one Line Chart visual</w:t>
+      </w:r>
+      <w:r>
+        <w:rPr>
+          <w:rFonts w:ascii="Times New Roman" w:hAnsi="Times New Roman" w:cs="Times New Roman"/>
+        </w:rPr>
+        <w:t>, so now the visual tracks both transactional volume metrics across a multi-year horizon:</w:t>
       </w:r>
       <w:r>
         <w:rPr>
@@ -1796,6 +2094,7 @@
       <w:r>
         <w:rPr>
           <w:rFonts w:ascii="Times New Roman" w:hAnsi="Times New Roman" w:cs="Times New Roman"/>
+          <w:noProof/>
         </w:rPr>
         <w:drawing>
           <wp:inline distT="0" distB="0" distL="0" distR="0" wp14:anchorId="2BEDE011" wp14:editId="5FB9B754">
@@ -1848,7 +2147,25 @@
           <w:b/>
           <w:bCs/>
         </w:rPr>
-        <w:t>Light blue line (OrderQtyYTD)</w:t>
+        <w:t>Light blue line (</w:t>
+      </w:r>
+      <w:proofErr w:type="spellStart"/>
+      <w:r>
+        <w:rPr>
+          <w:rFonts w:ascii="Times New Roman" w:hAnsi="Times New Roman" w:cs="Times New Roman"/>
+          <w:b/>
+          <w:bCs/>
+        </w:rPr>
+        <w:t>OrderQtyYTD</w:t>
+      </w:r>
+      <w:proofErr w:type="spellEnd"/>
+      <w:r>
+        <w:rPr>
+          <w:rFonts w:ascii="Times New Roman" w:hAnsi="Times New Roman" w:cs="Times New Roman"/>
+          <w:b/>
+          <w:bCs/>
+        </w:rPr>
+        <w:t>)</w:t>
       </w:r>
       <w:r>
         <w:rPr>
@@ -1863,16 +2180,33 @@
         <w:ind w:left="1080"/>
         <w:rPr>
           <w:rFonts w:ascii="Times New Roman" w:hAnsi="Times New Roman" w:cs="Times New Roman"/>
-          <w:lang w:val="ru-RU"/>
-        </w:rPr>
-      </w:pPr>
-      <w:r>
-        <w:rPr>
-          <w:rFonts w:ascii="Times New Roman" w:hAnsi="Times New Roman" w:cs="Times New Roman"/>
-          <w:b/>
-          <w:bCs/>
-        </w:rPr>
-        <w:t>Dark blue line (OrderQtyYTD_PreviousYear)</w:t>
+        </w:rPr>
+      </w:pPr>
+      <w:r>
+        <w:rPr>
+          <w:rFonts w:ascii="Times New Roman" w:hAnsi="Times New Roman" w:cs="Times New Roman"/>
+          <w:b/>
+          <w:bCs/>
+        </w:rPr>
+        <w:t>Dark blue line (</w:t>
+      </w:r>
+      <w:proofErr w:type="spellStart"/>
+      <w:r>
+        <w:rPr>
+          <w:rFonts w:ascii="Times New Roman" w:hAnsi="Times New Roman" w:cs="Times New Roman"/>
+          <w:b/>
+          <w:bCs/>
+        </w:rPr>
+        <w:t>OrderQtyYTD_PreviousYear</w:t>
+      </w:r>
+      <w:proofErr w:type="spellEnd"/>
+      <w:r>
+        <w:rPr>
+          <w:rFonts w:ascii="Times New Roman" w:hAnsi="Times New Roman" w:cs="Times New Roman"/>
+          <w:b/>
+          <w:bCs/>
+        </w:rPr>
+        <w:t>)</w:t>
       </w:r>
       <w:r>
         <w:rPr>
@@ -1928,6 +2262,7 @@
       <w:r>
         <w:rPr>
           <w:rFonts w:ascii="Times New Roman" w:hAnsi="Times New Roman" w:cs="Times New Roman"/>
+          <w:noProof/>
         </w:rPr>
         <w:drawing>
           <wp:inline distT="0" distB="0" distL="0" distR="0" wp14:anchorId="31C19257" wp14:editId="45ED81A0">
@@ -1970,13 +2305,9 @@
           <w:rFonts w:ascii="Times New Roman" w:hAnsi="Times New Roman" w:cs="Times New Roman"/>
         </w:rPr>
         <w:br/>
-      </w:r>
-      <w:r>
-        <w:rPr>
-          <w:rFonts w:ascii="Times New Roman" w:hAnsi="Times New Roman" w:cs="Times New Roman"/>
-        </w:rPr>
         <w:t xml:space="preserve">Two additional DAX measures were then created — </w:t>
       </w:r>
+      <w:proofErr w:type="spellStart"/>
       <w:r>
         <w:rPr>
           <w:rFonts w:ascii="Times New Roman" w:hAnsi="Times New Roman" w:cs="Times New Roman"/>
@@ -1985,12 +2316,14 @@
         </w:rPr>
         <w:t>SalesAmountYTD</w:t>
       </w:r>
+      <w:proofErr w:type="spellEnd"/>
       <w:r>
         <w:rPr>
           <w:rFonts w:ascii="Times New Roman" w:hAnsi="Times New Roman" w:cs="Times New Roman"/>
         </w:rPr>
         <w:t xml:space="preserve"> using TOTALYTD and </w:t>
       </w:r>
+      <w:proofErr w:type="spellStart"/>
       <w:r>
         <w:rPr>
           <w:rFonts w:ascii="Times New Roman" w:hAnsi="Times New Roman" w:cs="Times New Roman"/>
@@ -1999,6 +2332,7 @@
         </w:rPr>
         <w:t>SalesAmountYTD_PreviousYear</w:t>
       </w:r>
+      <w:proofErr w:type="spellEnd"/>
       <w:r>
         <w:rPr>
           <w:rFonts w:ascii="Times New Roman" w:hAnsi="Times New Roman" w:cs="Times New Roman"/>
@@ -2010,13 +2344,7 @@
           <w:rFonts w:ascii="Times New Roman" w:hAnsi="Times New Roman" w:cs="Times New Roman"/>
         </w:rPr>
         <w:lastRenderedPageBreak/>
-        <w:t>placed on a second Line Chart visual using the same configuration</w:t>
-      </w:r>
-      <w:r>
-        <w:rPr>
-          <w:rFonts w:ascii="Times New Roman" w:hAnsi="Times New Roman" w:cs="Times New Roman"/>
-        </w:rPr>
-        <w:t>:</w:t>
+        <w:t>placed on a second Line Chart visual using the same configuration:</w:t>
       </w:r>
       <w:r>
         <w:rPr>
@@ -2027,6 +2355,7 @@
       <w:r>
         <w:rPr>
           <w:rFonts w:ascii="Times New Roman" w:hAnsi="Times New Roman" w:cs="Times New Roman"/>
+          <w:noProof/>
         </w:rPr>
         <w:drawing>
           <wp:inline distT="0" distB="0" distL="0" distR="0" wp14:anchorId="546DD99E" wp14:editId="15427365">
@@ -2077,7 +2406,35 @@
         <w:rPr>
           <w:rFonts w:ascii="Times New Roman" w:hAnsi="Times New Roman" w:cs="Times New Roman"/>
         </w:rPr>
-        <w:t>The light blue line (SalesAmountYTD) shows the cumulative revenue from the start of the year, resetting each January. The dark blue line (SalesAmountYTD_PreviousYear) shows the same cumulative total shifted one year back, allowing direct comparison of revenue growth at any point across the timeline.</w:t>
+        <w:t>The light blue line (</w:t>
+      </w:r>
+      <w:proofErr w:type="spellStart"/>
+      <w:r>
+        <w:rPr>
+          <w:rFonts w:ascii="Times New Roman" w:hAnsi="Times New Roman" w:cs="Times New Roman"/>
+        </w:rPr>
+        <w:t>SalesAmountYTD</w:t>
+      </w:r>
+      <w:proofErr w:type="spellEnd"/>
+      <w:r>
+        <w:rPr>
+          <w:rFonts w:ascii="Times New Roman" w:hAnsi="Times New Roman" w:cs="Times New Roman"/>
+        </w:rPr>
+        <w:t>) shows the cumulative revenue from the start of the year, resetting each January. The dark blue line (</w:t>
+      </w:r>
+      <w:proofErr w:type="spellStart"/>
+      <w:r>
+        <w:rPr>
+          <w:rFonts w:ascii="Times New Roman" w:hAnsi="Times New Roman" w:cs="Times New Roman"/>
+        </w:rPr>
+        <w:t>SalesAmountYTD_PreviousYear</w:t>
+      </w:r>
+      <w:proofErr w:type="spellEnd"/>
+      <w:r>
+        <w:rPr>
+          <w:rFonts w:ascii="Times New Roman" w:hAnsi="Times New Roman" w:cs="Times New Roman"/>
+        </w:rPr>
+        <w:t>) shows the same cumulative total shifted one year back, allowing direct comparison of revenue growth at any point across the timeline.</w:t>
       </w:r>
     </w:p>
     <w:p>
@@ -2109,13 +2466,7 @@
         <w:rPr>
           <w:rFonts w:ascii="Times New Roman" w:hAnsi="Times New Roman" w:cs="Times New Roman"/>
         </w:rPr>
-        <w:t xml:space="preserve"> visuals</w:t>
-      </w:r>
-      <w:r>
-        <w:rPr>
-          <w:rFonts w:ascii="Times New Roman" w:hAnsi="Times New Roman" w:cs="Times New Roman"/>
-        </w:rPr>
-        <w:t>:</w:t>
+        <w:t xml:space="preserve"> visuals:</w:t>
       </w:r>
       <w:r>
         <w:rPr>
@@ -2126,6 +2477,7 @@
       <w:r>
         <w:rPr>
           <w:rFonts w:ascii="Times New Roman" w:hAnsi="Times New Roman" w:cs="Times New Roman"/>
+          <w:noProof/>
         </w:rPr>
         <w:drawing>
           <wp:inline distT="0" distB="0" distL="0" distR="0" wp14:anchorId="32496989" wp14:editId="65D75783">
@@ -2172,6 +2524,7 @@
       <w:r>
         <w:rPr>
           <w:rFonts w:ascii="Times New Roman" w:hAnsi="Times New Roman" w:cs="Times New Roman"/>
+          <w:noProof/>
         </w:rPr>
         <w:drawing>
           <wp:inline distT="0" distB="0" distL="0" distR="0" wp14:anchorId="0B6D8270" wp14:editId="34A1CFA0">
@@ -2214,19 +2567,20 @@
           <w:rFonts w:ascii="Times New Roman" w:hAnsi="Times New Roman" w:cs="Times New Roman"/>
         </w:rPr>
         <w:br/>
-        <w:t xml:space="preserve">WelcomeMessage measure greets the </w:t>
-      </w:r>
-      <w:r>
-        <w:rPr>
-          <w:rFonts w:ascii="Times New Roman" w:hAnsi="Times New Roman" w:cs="Times New Roman"/>
-        </w:rPr>
-        <w:t>user</w:t>
-      </w:r>
-      <w:r>
-        <w:rPr>
-          <w:rFonts w:ascii="Times New Roman" w:hAnsi="Times New Roman" w:cs="Times New Roman"/>
-        </w:rPr>
-        <w:t xml:space="preserve">. </w:t>
+      </w:r>
+      <w:proofErr w:type="spellStart"/>
+      <w:r>
+        <w:rPr>
+          <w:rFonts w:ascii="Times New Roman" w:hAnsi="Times New Roman" w:cs="Times New Roman"/>
+        </w:rPr>
+        <w:t>WelcomeMessage</w:t>
+      </w:r>
+      <w:proofErr w:type="spellEnd"/>
+      <w:r>
+        <w:rPr>
+          <w:rFonts w:ascii="Times New Roman" w:hAnsi="Times New Roman" w:cs="Times New Roman"/>
+        </w:rPr>
+        <w:t xml:space="preserve"> measure greets the user. </w:t>
       </w:r>
       <w:r>
         <w:rPr>
@@ -2249,15 +2603,16 @@
         <w:ind w:left="1080"/>
         <w:rPr>
           <w:rFonts w:ascii="Times New Roman" w:hAnsi="Times New Roman" w:cs="Times New Roman"/>
-          <w:lang w:val="ru-RU"/>
-        </w:rPr>
-      </w:pPr>
+        </w:rPr>
+      </w:pPr>
+      <w:proofErr w:type="spellStart"/>
       <w:r>
         <w:rPr>
           <w:rFonts w:ascii="Times New Roman" w:hAnsi="Times New Roman" w:cs="Times New Roman"/>
         </w:rPr>
         <w:t>CurrentDateMessage</w:t>
       </w:r>
+      <w:proofErr w:type="spellEnd"/>
       <w:r>
         <w:rPr>
           <w:rFonts w:ascii="Times New Roman" w:hAnsi="Times New Roman" w:cs="Times New Roman"/>
@@ -2276,24 +2631,13 @@
         <w:rPr>
           <w:rFonts w:ascii="Times New Roman" w:hAnsi="Times New Roman" w:cs="Times New Roman"/>
         </w:rPr>
-        <w:t xml:space="preserve"> converts the numeric date value returned by TODAY() into a readable text string using the specified pattern — in this case MM/DD/YYYY</w:t>
-      </w:r>
-      <w:r>
-        <w:rPr>
-          <w:rFonts w:ascii="Times New Roman" w:hAnsi="Times New Roman" w:cs="Times New Roman"/>
-        </w:rPr>
-        <w:t xml:space="preserve">. </w:t>
+        <w:t xml:space="preserve"> converts the numeric date value returned by TODAY() into a readable text string using the specified pattern — in this case MM/DD/YYYY. </w:t>
       </w:r>
       <w:r>
         <w:rPr>
           <w:rFonts w:ascii="Times New Roman" w:hAnsi="Times New Roman" w:cs="Times New Roman"/>
         </w:rPr>
         <w:br/>
-      </w:r>
-      <w:r>
-        <w:rPr>
-          <w:rFonts w:ascii="Times New Roman" w:hAnsi="Times New Roman" w:cs="Times New Roman"/>
-        </w:rPr>
         <w:t xml:space="preserve">Both measures were added to the report as Card visuals placed at the top of the page, so every user </w:t>
       </w:r>
       <w:r>
@@ -2301,13 +2645,7 @@
           <w:rFonts w:ascii="Times New Roman" w:hAnsi="Times New Roman" w:cs="Times New Roman"/>
         </w:rPr>
         <w:lastRenderedPageBreak/>
-        <w:t xml:space="preserve">sees their own name and the current date upon opening the </w:t>
-      </w:r>
-      <w:r>
-        <w:rPr>
-          <w:rFonts w:ascii="Times New Roman" w:hAnsi="Times New Roman" w:cs="Times New Roman"/>
-        </w:rPr>
-        <w:t xml:space="preserve">report: </w:t>
+        <w:t xml:space="preserve">sees their own name and the current date upon opening the report: </w:t>
       </w:r>
       <w:r>
         <w:rPr>
@@ -2318,6 +2656,7 @@
       <w:r>
         <w:rPr>
           <w:rFonts w:ascii="Times New Roman" w:hAnsi="Times New Roman" w:cs="Times New Roman"/>
+          <w:noProof/>
         </w:rPr>
         <w:drawing>
           <wp:inline distT="0" distB="0" distL="0" distR="0" wp14:anchorId="00BE2E5E" wp14:editId="1B058E03">
@@ -2371,13 +2710,7 @@
         <w:rPr>
           <w:rFonts w:ascii="Times New Roman" w:hAnsi="Times New Roman" w:cs="Times New Roman"/>
         </w:rPr>
-        <w:t>A table visual was added to the report displaying Year-Month Label, Product Name, Color, Order Quantity, and a Percent measure showing each product's share of total order quantity within its grou</w:t>
-      </w:r>
-      <w:r>
-        <w:rPr>
-          <w:rFonts w:ascii="Times New Roman" w:hAnsi="Times New Roman" w:cs="Times New Roman"/>
-        </w:rPr>
-        <w:t>p:</w:t>
+        <w:t>A table visual was added to the report displaying Year-Month Label, Product Name, Color, Order Quantity, and a Percent measure showing each product's share of total order quantity within its group:</w:t>
       </w:r>
       <w:r>
         <w:rPr>
@@ -2388,6 +2721,7 @@
       <w:r>
         <w:rPr>
           <w:rFonts w:ascii="Times New Roman" w:hAnsi="Times New Roman" w:cs="Times New Roman"/>
+          <w:noProof/>
         </w:rPr>
         <w:drawing>
           <wp:inline distT="0" distB="0" distL="0" distR="0" wp14:anchorId="63A4B60E" wp14:editId="40E92B00">
@@ -2430,43 +2764,13 @@
           <w:rFonts w:ascii="Times New Roman" w:hAnsi="Times New Roman" w:cs="Times New Roman"/>
         </w:rPr>
         <w:br/>
-        <w:t>To show the percentage the percent measure was created. F</w:t>
-      </w:r>
-      <w:r>
-        <w:rPr>
-          <w:rFonts w:ascii="Times New Roman" w:hAnsi="Times New Roman" w:cs="Times New Roman"/>
-        </w:rPr>
-        <w:t>or each row in the table it divides the current row's order quantity by the total order quantity of the entire product group, returning each month's share as a percentage.</w:t>
-      </w:r>
-      <w:r>
-        <w:rPr>
-          <w:rFonts w:ascii="Times New Roman" w:hAnsi="Times New Roman" w:cs="Times New Roman"/>
-        </w:rPr>
-        <w:t xml:space="preserve"> The main logic was implemented using </w:t>
-      </w:r>
-      <w:r>
-        <w:rPr>
-          <w:rFonts w:ascii="Times New Roman" w:hAnsi="Times New Roman" w:cs="Times New Roman"/>
-        </w:rPr>
-        <w:t>ALLEXCEPT</w:t>
-      </w:r>
-      <w:r>
-        <w:rPr>
-          <w:rFonts w:ascii="Times New Roman" w:hAnsi="Times New Roman" w:cs="Times New Roman"/>
-        </w:rPr>
-        <w:t>()</w:t>
-      </w:r>
-      <w:r>
-        <w:rPr>
-          <w:rFonts w:ascii="Times New Roman" w:hAnsi="Times New Roman" w:cs="Times New Roman"/>
-        </w:rPr>
-        <w:t xml:space="preserve">. It </w:t>
-      </w:r>
-      <w:r>
-        <w:rPr>
-          <w:rFonts w:ascii="Times New Roman" w:hAnsi="Times New Roman" w:cs="Times New Roman"/>
-        </w:rPr>
-        <w:t>takes two types of arguments:</w:t>
+        <w:t>To show the percentage the percent measure was created. For each row in the table it divides the current row's order quantity by the total order quantity of the entire product group, returning each month's share as a percentage. The main logic was implemented using ALLEXCEPT()</w:t>
+      </w:r>
+      <w:r>
+        <w:rPr>
+          <w:rFonts w:ascii="Times New Roman" w:hAnsi="Times New Roman" w:cs="Times New Roman"/>
+        </w:rPr>
+        <w:t>. It takes two types of arguments:</w:t>
       </w:r>
     </w:p>
     <w:p>
@@ -2492,7 +2796,21 @@
         <w:rPr>
           <w:rFonts w:ascii="Times New Roman" w:hAnsi="Times New Roman" w:cs="Times New Roman"/>
         </w:rPr>
-        <w:t xml:space="preserve"> FactInternetSales — the table from which filters will be removed</w:t>
+        <w:t xml:space="preserve"> </w:t>
+      </w:r>
+      <w:proofErr w:type="spellStart"/>
+      <w:r>
+        <w:rPr>
+          <w:rFonts w:ascii="Times New Roman" w:hAnsi="Times New Roman" w:cs="Times New Roman"/>
+        </w:rPr>
+        <w:t>FactInternetSales</w:t>
+      </w:r>
+      <w:proofErr w:type="spellEnd"/>
+      <w:r>
+        <w:rPr>
+          <w:rFonts w:ascii="Times New Roman" w:hAnsi="Times New Roman" w:cs="Times New Roman"/>
+        </w:rPr>
+        <w:t xml:space="preserve"> — the table from which filters will be removed</w:t>
       </w:r>
     </w:p>
     <w:p>
@@ -2518,7 +2836,35 @@
         <w:rPr>
           <w:rFonts w:ascii="Times New Roman" w:hAnsi="Times New Roman" w:cs="Times New Roman"/>
         </w:rPr>
-        <w:t xml:space="preserve"> DimProduct[EnglishProductName] — the column whose filter must be preserved</w:t>
+        <w:t xml:space="preserve"> </w:t>
+      </w:r>
+      <w:proofErr w:type="spellStart"/>
+      <w:r>
+        <w:rPr>
+          <w:rFonts w:ascii="Times New Roman" w:hAnsi="Times New Roman" w:cs="Times New Roman"/>
+        </w:rPr>
+        <w:t>DimProduct</w:t>
+      </w:r>
+      <w:proofErr w:type="spellEnd"/>
+      <w:r>
+        <w:rPr>
+          <w:rFonts w:ascii="Times New Roman" w:hAnsi="Times New Roman" w:cs="Times New Roman"/>
+        </w:rPr>
+        <w:t>[</w:t>
+      </w:r>
+      <w:proofErr w:type="spellStart"/>
+      <w:r>
+        <w:rPr>
+          <w:rFonts w:ascii="Times New Roman" w:hAnsi="Times New Roman" w:cs="Times New Roman"/>
+        </w:rPr>
+        <w:t>EnglishProductName</w:t>
+      </w:r>
+      <w:proofErr w:type="spellEnd"/>
+      <w:r>
+        <w:rPr>
+          <w:rFonts w:ascii="Times New Roman" w:hAnsi="Times New Roman" w:cs="Times New Roman"/>
+        </w:rPr>
+        <w:t>] — the column whose filter must be preserved</w:t>
       </w:r>
     </w:p>
     <w:p>
@@ -2533,37 +2879,63 @@
         <w:rPr>
           <w:rFonts w:ascii="Times New Roman" w:hAnsi="Times New Roman" w:cs="Times New Roman"/>
         </w:rPr>
-        <w:t xml:space="preserve">So, it </w:t>
-      </w:r>
-      <w:r>
-        <w:rPr>
-          <w:rFonts w:ascii="Times New Roman" w:hAnsi="Times New Roman" w:cs="Times New Roman"/>
-        </w:rPr>
-        <w:t xml:space="preserve">removes all filters from FactInternetSales — including Year-Month and Color </w:t>
-      </w:r>
-      <w:r>
-        <w:rPr>
-          <w:rFonts w:ascii="Times New Roman" w:hAnsi="Times New Roman" w:cs="Times New Roman"/>
-        </w:rPr>
-        <w:t>(</w:t>
-      </w:r>
-      <w:r>
-        <w:rPr>
-          <w:rFonts w:ascii="Times New Roman" w:hAnsi="Times New Roman" w:cs="Times New Roman"/>
-        </w:rPr>
-        <w:t>when ALLEXCEPT removes filters from FactInternetSales, it removes not just the direct filters on that table but also all filters that arrived through relationships — including the ones coming from DimDate (Year-Month) and DimProduct (Color)</w:t>
-      </w:r>
-      <w:r>
-        <w:rPr>
-          <w:rFonts w:ascii="Times New Roman" w:hAnsi="Times New Roman" w:cs="Times New Roman"/>
-        </w:rPr>
-        <w:t xml:space="preserve">) </w:t>
-      </w:r>
-      <w:r>
-        <w:rPr>
-          <w:rFonts w:ascii="Times New Roman" w:hAnsi="Times New Roman" w:cs="Times New Roman"/>
-        </w:rPr>
-        <w:t>— except the filter on product name. This means the denominator always sums up all orders for the current product across all months and colors, regardless of what else is selected in the visual.</w:t>
+        <w:t xml:space="preserve">So, it removes all filters from </w:t>
+      </w:r>
+      <w:proofErr w:type="spellStart"/>
+      <w:r>
+        <w:rPr>
+          <w:rFonts w:ascii="Times New Roman" w:hAnsi="Times New Roman" w:cs="Times New Roman"/>
+        </w:rPr>
+        <w:t>FactInternetSales</w:t>
+      </w:r>
+      <w:proofErr w:type="spellEnd"/>
+      <w:r>
+        <w:rPr>
+          <w:rFonts w:ascii="Times New Roman" w:hAnsi="Times New Roman" w:cs="Times New Roman"/>
+        </w:rPr>
+        <w:t xml:space="preserve"> — including Year-Month and Color (when ALLEXCEPT removes filters from </w:t>
+      </w:r>
+      <w:proofErr w:type="spellStart"/>
+      <w:r>
+        <w:rPr>
+          <w:rFonts w:ascii="Times New Roman" w:hAnsi="Times New Roman" w:cs="Times New Roman"/>
+        </w:rPr>
+        <w:t>FactInternetSales</w:t>
+      </w:r>
+      <w:proofErr w:type="spellEnd"/>
+      <w:r>
+        <w:rPr>
+          <w:rFonts w:ascii="Times New Roman" w:hAnsi="Times New Roman" w:cs="Times New Roman"/>
+        </w:rPr>
+        <w:t xml:space="preserve">, it removes not just the direct filters on that table but also all filters that arrived through relationships — including the ones coming from </w:t>
+      </w:r>
+      <w:proofErr w:type="spellStart"/>
+      <w:r>
+        <w:rPr>
+          <w:rFonts w:ascii="Times New Roman" w:hAnsi="Times New Roman" w:cs="Times New Roman"/>
+        </w:rPr>
+        <w:t>DimDate</w:t>
+      </w:r>
+      <w:proofErr w:type="spellEnd"/>
+      <w:r>
+        <w:rPr>
+          <w:rFonts w:ascii="Times New Roman" w:hAnsi="Times New Roman" w:cs="Times New Roman"/>
+        </w:rPr>
+        <w:t xml:space="preserve"> (Year-Month) and </w:t>
+      </w:r>
+      <w:proofErr w:type="spellStart"/>
+      <w:r>
+        <w:rPr>
+          <w:rFonts w:ascii="Times New Roman" w:hAnsi="Times New Roman" w:cs="Times New Roman"/>
+        </w:rPr>
+        <w:t>DimProduct</w:t>
+      </w:r>
+      <w:proofErr w:type="spellEnd"/>
+      <w:r>
+        <w:rPr>
+          <w:rFonts w:ascii="Times New Roman" w:hAnsi="Times New Roman" w:cs="Times New Roman"/>
+        </w:rPr>
+        <w:t xml:space="preserve"> (Color)) — except the filter on product name. This means the denominator always sums up all orders for the current product across all months and colors, regardless of what else is selected in the visual.</w:t>
       </w:r>
       <w:r>
         <w:rPr>
@@ -2574,6 +2946,7 @@
       <w:r>
         <w:rPr>
           <w:rFonts w:ascii="Times New Roman" w:hAnsi="Times New Roman" w:cs="Times New Roman"/>
+          <w:noProof/>
         </w:rPr>
         <w:lastRenderedPageBreak/>
         <w:drawing>
@@ -2615,7 +2988,6 @@
       <w:r>
         <w:rPr>
           <w:rFonts w:ascii="Times New Roman" w:hAnsi="Times New Roman" w:cs="Times New Roman"/>
-          <w:lang w:val="ru-RU"/>
         </w:rPr>
         <w:br/>
       </w:r>
@@ -2628,7 +3000,6 @@
       <w:r>
         <w:rPr>
           <w:rFonts w:ascii="Times New Roman" w:hAnsi="Times New Roman" w:cs="Times New Roman"/>
-          <w:lang w:val="ru-RU"/>
         </w:rPr>
         <w:br/>
       </w:r>
@@ -2636,13 +3007,21 @@
         <w:rPr>
           <w:rFonts w:ascii="Times New Roman" w:hAnsi="Times New Roman" w:cs="Times New Roman"/>
         </w:rPr>
-        <w:t xml:space="preserve">5. </w:t>
-      </w:r>
-      <w:r>
-        <w:rPr>
-          <w:rFonts w:ascii="Times New Roman" w:hAnsi="Times New Roman" w:cs="Times New Roman"/>
-        </w:rPr>
-        <w:t xml:space="preserve">A DAX measure was created to always display the Sales Amount for the most recent date available in the data, regardless of any filters or slicers applied on the report page. The measure was placed in a </w:t>
+        <w:t xml:space="preserve">5. A DAX measure was created to always display the Sales Amount for the most recent </w:t>
+      </w:r>
+      <w:proofErr w:type="spellStart"/>
+      <w:r>
+        <w:rPr>
+          <w:rFonts w:ascii="Times New Roman" w:hAnsi="Times New Roman" w:cs="Times New Roman"/>
+        </w:rPr>
+        <w:t>date</w:t>
+      </w:r>
+      <w:proofErr w:type="spellEnd"/>
+      <w:r>
+        <w:rPr>
+          <w:rFonts w:ascii="Times New Roman" w:hAnsi="Times New Roman" w:cs="Times New Roman"/>
+        </w:rPr>
+        <w:t xml:space="preserve"> available in the data, regardless of any filters or slicers applied on the report page. The measure was placed in a </w:t>
       </w:r>
       <w:r>
         <w:rPr>
@@ -2675,13 +3054,13 @@
       <w:r>
         <w:rPr>
           <w:rFonts w:ascii="Times New Roman" w:hAnsi="Times New Roman" w:cs="Times New Roman"/>
-          <w:lang w:val="ru-RU"/>
         </w:rPr>
         <w:br/>
       </w:r>
       <w:r>
         <w:rPr>
           <w:rFonts w:ascii="Times New Roman" w:hAnsi="Times New Roman" w:cs="Times New Roman"/>
+          <w:noProof/>
           <w:lang w:val="ru-RU"/>
         </w:rPr>
         <w:drawing>
@@ -2723,13 +3102,13 @@
       <w:r>
         <w:rPr>
           <w:rFonts w:ascii="Times New Roman" w:hAnsi="Times New Roman" w:cs="Times New Roman"/>
-          <w:lang w:val="ru-RU"/>
         </w:rPr>
         <w:br/>
       </w:r>
       <w:r>
         <w:rPr>
           <w:rFonts w:ascii="Times New Roman" w:hAnsi="Times New Roman" w:cs="Times New Roman"/>
+          <w:noProof/>
           <w:lang w:val="ru-RU"/>
         </w:rPr>
         <w:drawing>
@@ -2771,7 +3150,6 @@
       <w:r>
         <w:rPr>
           <w:rFonts w:ascii="Times New Roman" w:hAnsi="Times New Roman" w:cs="Times New Roman"/>
-          <w:lang w:val="ru-RU"/>
         </w:rPr>
         <w:br/>
       </w:r>
@@ -2799,13 +3177,63 @@
           <w:b/>
           <w:bCs/>
         </w:rPr>
-        <w:t>ALL(FactInternetSales[OrderDate])</w:t>
-      </w:r>
-      <w:r>
-        <w:rPr>
-          <w:rFonts w:ascii="Times New Roman" w:hAnsi="Times New Roman" w:cs="Times New Roman"/>
-        </w:rPr>
-        <w:t xml:space="preserve"> removes any date filters currently active in the report and returns the complete list of all dates from the OrderDate column — ensuring the maximum date is always searched across the entire dataset, not just the filtered subset.</w:t>
+        <w:t>ALL(</w:t>
+      </w:r>
+      <w:proofErr w:type="spellStart"/>
+      <w:r>
+        <w:rPr>
+          <w:rFonts w:ascii="Times New Roman" w:hAnsi="Times New Roman" w:cs="Times New Roman"/>
+          <w:b/>
+          <w:bCs/>
+        </w:rPr>
+        <w:t>FactInternetSales</w:t>
+      </w:r>
+      <w:proofErr w:type="spellEnd"/>
+      <w:r>
+        <w:rPr>
+          <w:rFonts w:ascii="Times New Roman" w:hAnsi="Times New Roman" w:cs="Times New Roman"/>
+          <w:b/>
+          <w:bCs/>
+        </w:rPr>
+        <w:t>[</w:t>
+      </w:r>
+      <w:proofErr w:type="spellStart"/>
+      <w:r>
+        <w:rPr>
+          <w:rFonts w:ascii="Times New Roman" w:hAnsi="Times New Roman" w:cs="Times New Roman"/>
+          <w:b/>
+          <w:bCs/>
+        </w:rPr>
+        <w:t>OrderDate</w:t>
+      </w:r>
+      <w:proofErr w:type="spellEnd"/>
+      <w:r>
+        <w:rPr>
+          <w:rFonts w:ascii="Times New Roman" w:hAnsi="Times New Roman" w:cs="Times New Roman"/>
+          <w:b/>
+          <w:bCs/>
+        </w:rPr>
+        <w:t>])</w:t>
+      </w:r>
+      <w:r>
+        <w:rPr>
+          <w:rFonts w:ascii="Times New Roman" w:hAnsi="Times New Roman" w:cs="Times New Roman"/>
+        </w:rPr>
+        <w:t xml:space="preserve"> removes any date filters currently active in the report and returns the complete list of all dates from the </w:t>
+      </w:r>
+      <w:proofErr w:type="spellStart"/>
+      <w:r>
+        <w:rPr>
+          <w:rFonts w:ascii="Times New Roman" w:hAnsi="Times New Roman" w:cs="Times New Roman"/>
+        </w:rPr>
+        <w:t>OrderDate</w:t>
+      </w:r>
+      <w:proofErr w:type="spellEnd"/>
+      <w:r>
+        <w:rPr>
+          <w:rFonts w:ascii="Times New Roman" w:hAnsi="Times New Roman" w:cs="Times New Roman"/>
+        </w:rPr>
+        <w:t xml:space="preserve"> column — ensuring the maximum date is always searched across the entire dataset, not just the filtered subset.</w:t>
       </w:r>
     </w:p>
     <w:p>
@@ -2825,7 +3253,43 @@
           <w:b/>
           <w:bCs/>
         </w:rPr>
-        <w:t>MAXX(ALL(FactInternetSales[OrderDate]),</w:t>
+        <w:t>MAXX(ALL(</w:t>
+      </w:r>
+      <w:proofErr w:type="spellStart"/>
+      <w:r>
+        <w:rPr>
+          <w:rFonts w:ascii="Times New Roman" w:hAnsi="Times New Roman" w:cs="Times New Roman"/>
+          <w:b/>
+          <w:bCs/>
+        </w:rPr>
+        <w:t>FactInternetSales</w:t>
+      </w:r>
+      <w:proofErr w:type="spellEnd"/>
+      <w:r>
+        <w:rPr>
+          <w:rFonts w:ascii="Times New Roman" w:hAnsi="Times New Roman" w:cs="Times New Roman"/>
+          <w:b/>
+          <w:bCs/>
+        </w:rPr>
+        <w:t>[</w:t>
+      </w:r>
+      <w:proofErr w:type="spellStart"/>
+      <w:r>
+        <w:rPr>
+          <w:rFonts w:ascii="Times New Roman" w:hAnsi="Times New Roman" w:cs="Times New Roman"/>
+          <w:b/>
+          <w:bCs/>
+        </w:rPr>
+        <w:t>OrderDate</w:t>
+      </w:r>
+      <w:proofErr w:type="spellEnd"/>
+      <w:r>
+        <w:rPr>
+          <w:rFonts w:ascii="Times New Roman" w:hAnsi="Times New Roman" w:cs="Times New Roman"/>
+          <w:b/>
+          <w:bCs/>
+        </w:rPr>
+        <w:t>]),</w:t>
       </w:r>
       <w:r>
         <w:rPr>
@@ -2833,19 +3297,61 @@
         </w:rPr>
         <w:t xml:space="preserve"> </w:t>
       </w:r>
-      <w:r>
-        <w:rPr>
-          <w:rFonts w:ascii="Times New Roman" w:hAnsi="Times New Roman" w:cs="Times New Roman"/>
-          <w:b/>
-          <w:bCs/>
-        </w:rPr>
-        <w:t>FactInternetSales[OrderDate])</w:t>
-      </w:r>
-      <w:r>
-        <w:rPr>
-          <w:rFonts w:ascii="Times New Roman" w:hAnsi="Times New Roman" w:cs="Times New Roman"/>
-        </w:rPr>
-        <w:t xml:space="preserve"> iterates over that complete unfiltered list of dates and returns the single highest date value — the absolute maximum OrderDate in the entire table.</w:t>
+      <w:proofErr w:type="spellStart"/>
+      <w:r>
+        <w:rPr>
+          <w:rFonts w:ascii="Times New Roman" w:hAnsi="Times New Roman" w:cs="Times New Roman"/>
+          <w:b/>
+          <w:bCs/>
+        </w:rPr>
+        <w:t>FactInternetSales</w:t>
+      </w:r>
+      <w:proofErr w:type="spellEnd"/>
+      <w:r>
+        <w:rPr>
+          <w:rFonts w:ascii="Times New Roman" w:hAnsi="Times New Roman" w:cs="Times New Roman"/>
+          <w:b/>
+          <w:bCs/>
+        </w:rPr>
+        <w:t>[</w:t>
+      </w:r>
+      <w:proofErr w:type="spellStart"/>
+      <w:r>
+        <w:rPr>
+          <w:rFonts w:ascii="Times New Roman" w:hAnsi="Times New Roman" w:cs="Times New Roman"/>
+          <w:b/>
+          <w:bCs/>
+        </w:rPr>
+        <w:t>OrderDate</w:t>
+      </w:r>
+      <w:proofErr w:type="spellEnd"/>
+      <w:r>
+        <w:rPr>
+          <w:rFonts w:ascii="Times New Roman" w:hAnsi="Times New Roman" w:cs="Times New Roman"/>
+          <w:b/>
+          <w:bCs/>
+        </w:rPr>
+        <w:t>])</w:t>
+      </w:r>
+      <w:r>
+        <w:rPr>
+          <w:rFonts w:ascii="Times New Roman" w:hAnsi="Times New Roman" w:cs="Times New Roman"/>
+        </w:rPr>
+        <w:t xml:space="preserve"> iterates over that complete unfiltered list of dates and returns the single highest date value — the absolute maximum </w:t>
+      </w:r>
+      <w:proofErr w:type="spellStart"/>
+      <w:r>
+        <w:rPr>
+          <w:rFonts w:ascii="Times New Roman" w:hAnsi="Times New Roman" w:cs="Times New Roman"/>
+        </w:rPr>
+        <w:t>OrderDate</w:t>
+      </w:r>
+      <w:proofErr w:type="spellEnd"/>
+      <w:r>
+        <w:rPr>
+          <w:rFonts w:ascii="Times New Roman" w:hAnsi="Times New Roman" w:cs="Times New Roman"/>
+        </w:rPr>
+        <w:t xml:space="preserve"> in the entire table.</w:t>
       </w:r>
     </w:p>
     <w:p>
@@ -2865,13 +3371,45 @@
           <w:b/>
           <w:bCs/>
         </w:rPr>
-        <w:t>FILTER(ALL(...), OrderDate = MAXX(...))</w:t>
-      </w:r>
-      <w:r>
-        <w:rPr>
-          <w:rFonts w:ascii="Times New Roman" w:hAnsi="Times New Roman" w:cs="Times New Roman"/>
-        </w:rPr>
-        <w:t xml:space="preserve"> then filters the date list down to only the rows where OrderDate equals that maximum date, producing a one-row filter table.</w:t>
+        <w:t xml:space="preserve">FILTER(ALL(...), </w:t>
+      </w:r>
+      <w:proofErr w:type="spellStart"/>
+      <w:r>
+        <w:rPr>
+          <w:rFonts w:ascii="Times New Roman" w:hAnsi="Times New Roman" w:cs="Times New Roman"/>
+          <w:b/>
+          <w:bCs/>
+        </w:rPr>
+        <w:t>OrderDate</w:t>
+      </w:r>
+      <w:proofErr w:type="spellEnd"/>
+      <w:r>
+        <w:rPr>
+          <w:rFonts w:ascii="Times New Roman" w:hAnsi="Times New Roman" w:cs="Times New Roman"/>
+          <w:b/>
+          <w:bCs/>
+        </w:rPr>
+        <w:t xml:space="preserve"> = MAXX(...))</w:t>
+      </w:r>
+      <w:r>
+        <w:rPr>
+          <w:rFonts w:ascii="Times New Roman" w:hAnsi="Times New Roman" w:cs="Times New Roman"/>
+        </w:rPr>
+        <w:t xml:space="preserve"> then filters the date list down to only the rows where </w:t>
+      </w:r>
+      <w:proofErr w:type="spellStart"/>
+      <w:r>
+        <w:rPr>
+          <w:rFonts w:ascii="Times New Roman" w:hAnsi="Times New Roman" w:cs="Times New Roman"/>
+        </w:rPr>
+        <w:t>OrderDate</w:t>
+      </w:r>
+      <w:proofErr w:type="spellEnd"/>
+      <w:r>
+        <w:rPr>
+          <w:rFonts w:ascii="Times New Roman" w:hAnsi="Times New Roman" w:cs="Times New Roman"/>
+        </w:rPr>
+        <w:t xml:space="preserve"> equals that maximum date, producing a one-row filter table.</w:t>
       </w:r>
     </w:p>
     <w:p>
@@ -2897,7 +3435,21 @@
         <w:rPr>
           <w:rFonts w:ascii="Times New Roman" w:hAnsi="Times New Roman" w:cs="Times New Roman"/>
         </w:rPr>
-        <w:t xml:space="preserve"> evaluates the Total Sales measure within that filtered context — meaning it sums SalesAmount only for transactions that occurred on the maximum date.</w:t>
+        <w:t xml:space="preserve"> evaluates the Total Sales measure within that filtered context — meaning it sums </w:t>
+      </w:r>
+      <w:proofErr w:type="spellStart"/>
+      <w:r>
+        <w:rPr>
+          <w:rFonts w:ascii="Times New Roman" w:hAnsi="Times New Roman" w:cs="Times New Roman"/>
+        </w:rPr>
+        <w:t>SalesAmount</w:t>
+      </w:r>
+      <w:proofErr w:type="spellEnd"/>
+      <w:r>
+        <w:rPr>
+          <w:rFonts w:ascii="Times New Roman" w:hAnsi="Times New Roman" w:cs="Times New Roman"/>
+        </w:rPr>
+        <w:t xml:space="preserve"> only for transactions that occurred on the maximum date.</w:t>
       </w:r>
     </w:p>
     <w:p>
@@ -2910,13 +3462,7 @@
         <w:rPr>
           <w:rFonts w:ascii="Times New Roman" w:hAnsi="Times New Roman" w:cs="Times New Roman"/>
         </w:rPr>
-        <w:t>T</w:t>
-      </w:r>
-      <w:r>
-        <w:rPr>
-          <w:rFonts w:ascii="Times New Roman" w:hAnsi="Times New Roman" w:cs="Times New Roman"/>
-        </w:rPr>
-        <w:t>he measure always returns a single value — sales for one specific date. A Card is the most appropriate visual for displaying a single KPI clearly and immediately. Using a line or bar chart would produce no analytical value since the measure returns the same number regardless of what period is shown on the axis.</w:t>
+        <w:t>The measure always returns a single value — sales for one specific date. A Card is the most appropriate visual for displaying a single KPI clearly and immediately. Using a line or bar chart would produce no analytical value since the measure returns the same number regardless of what period is shown on the axis.</w:t>
       </w:r>
     </w:p>
     <w:p>
@@ -2924,7 +3470,6 @@
         <w:ind w:left="720"/>
         <w:rPr>
           <w:rFonts w:ascii="Times New Roman" w:hAnsi="Times New Roman" w:cs="Times New Roman"/>
-          <w:lang w:val="ru-RU"/>
         </w:rPr>
       </w:pPr>
       <w:r>
@@ -2960,6 +3505,9 @@
         <w:br/>
       </w:r>
       <w:r>
+        <w:rPr>
+          <w:noProof/>
+        </w:rPr>
         <w:lastRenderedPageBreak/>
         <w:drawing>
           <wp:inline distT="0" distB="0" distL="0" distR="0" wp14:anchorId="7C574621" wp14:editId="3B2A61D7">
@@ -3004,6 +3552,9 @@
         <w:br/>
       </w:r>
       <w:r>
+        <w:rPr>
+          <w:noProof/>
+        </w:rPr>
         <w:drawing>
           <wp:inline distT="0" distB="0" distL="0" distR="0" wp14:anchorId="572E68FD" wp14:editId="5877EFB6">
             <wp:extent cx="6523892" cy="912741"/>
@@ -3043,7 +3594,6 @@
       <w:r>
         <w:rPr>
           <w:rFonts w:ascii="Times New Roman" w:hAnsi="Times New Roman" w:cs="Times New Roman"/>
-          <w:lang w:val="ru-RU"/>
         </w:rPr>
         <w:br/>
       </w:r>
@@ -3071,7 +3621,43 @@
           <w:b/>
           <w:bCs/>
         </w:rPr>
-        <w:t>ALL(DimSalesTerritory[SalesTerritoryCountry])</w:t>
+        <w:t>ALL(</w:t>
+      </w:r>
+      <w:proofErr w:type="spellStart"/>
+      <w:r>
+        <w:rPr>
+          <w:rFonts w:ascii="Times New Roman" w:hAnsi="Times New Roman" w:cs="Times New Roman"/>
+          <w:b/>
+          <w:bCs/>
+        </w:rPr>
+        <w:t>DimSalesTerritory</w:t>
+      </w:r>
+      <w:proofErr w:type="spellEnd"/>
+      <w:r>
+        <w:rPr>
+          <w:rFonts w:ascii="Times New Roman" w:hAnsi="Times New Roman" w:cs="Times New Roman"/>
+          <w:b/>
+          <w:bCs/>
+        </w:rPr>
+        <w:t>[</w:t>
+      </w:r>
+      <w:proofErr w:type="spellStart"/>
+      <w:r>
+        <w:rPr>
+          <w:rFonts w:ascii="Times New Roman" w:hAnsi="Times New Roman" w:cs="Times New Roman"/>
+          <w:b/>
+          <w:bCs/>
+        </w:rPr>
+        <w:t>SalesTerritoryCountry</w:t>
+      </w:r>
+      <w:proofErr w:type="spellEnd"/>
+      <w:r>
+        <w:rPr>
+          <w:rFonts w:ascii="Times New Roman" w:hAnsi="Times New Roman" w:cs="Times New Roman"/>
+          <w:b/>
+          <w:bCs/>
+        </w:rPr>
+        <w:t>])</w:t>
       </w:r>
       <w:r>
         <w:rPr>
@@ -3097,7 +3683,43 @@
           <w:b/>
           <w:bCs/>
         </w:rPr>
-        <w:t>TOPN(1, ALL(DimSalesTerritory[SalesTerritoryCountry]), [Total Sales], DESC)</w:t>
+        <w:t>TOPN(1, ALL(</w:t>
+      </w:r>
+      <w:proofErr w:type="spellStart"/>
+      <w:r>
+        <w:rPr>
+          <w:rFonts w:ascii="Times New Roman" w:hAnsi="Times New Roman" w:cs="Times New Roman"/>
+          <w:b/>
+          <w:bCs/>
+        </w:rPr>
+        <w:t>DimSalesTerritory</w:t>
+      </w:r>
+      <w:proofErr w:type="spellEnd"/>
+      <w:r>
+        <w:rPr>
+          <w:rFonts w:ascii="Times New Roman" w:hAnsi="Times New Roman" w:cs="Times New Roman"/>
+          <w:b/>
+          <w:bCs/>
+        </w:rPr>
+        <w:t>[</w:t>
+      </w:r>
+      <w:proofErr w:type="spellStart"/>
+      <w:r>
+        <w:rPr>
+          <w:rFonts w:ascii="Times New Roman" w:hAnsi="Times New Roman" w:cs="Times New Roman"/>
+          <w:b/>
+          <w:bCs/>
+        </w:rPr>
+        <w:t>SalesTerritoryCountry</w:t>
+      </w:r>
+      <w:proofErr w:type="spellEnd"/>
+      <w:r>
+        <w:rPr>
+          <w:rFonts w:ascii="Times New Roman" w:hAnsi="Times New Roman" w:cs="Times New Roman"/>
+          <w:b/>
+          <w:bCs/>
+        </w:rPr>
+        <w:t>]), [Total Sales], DESC)</w:t>
       </w:r>
       <w:r>
         <w:rPr>
@@ -3126,7 +3748,21 @@
         <w:rPr>
           <w:rFonts w:ascii="Times New Roman" w:hAnsi="Times New Roman" w:cs="Times New Roman"/>
         </w:rPr>
-        <w:t xml:space="preserve"> removes all active filters from the SalesTerritoryCountry column and returns a full list of every country in the dimension table. This ensures the ranking is never affected by slicers or page-level filters, so the top country is always evaluated against the complete dataset.</w:t>
+        <w:t xml:space="preserve"> removes all active filters from the </w:t>
+      </w:r>
+      <w:proofErr w:type="spellStart"/>
+      <w:r>
+        <w:rPr>
+          <w:rFonts w:ascii="Times New Roman" w:hAnsi="Times New Roman" w:cs="Times New Roman"/>
+        </w:rPr>
+        <w:t>SalesTerritoryCountry</w:t>
+      </w:r>
+      <w:proofErr w:type="spellEnd"/>
+      <w:r>
+        <w:rPr>
+          <w:rFonts w:ascii="Times New Roman" w:hAnsi="Times New Roman" w:cs="Times New Roman"/>
+        </w:rPr>
+        <w:t xml:space="preserve"> column and returns a full list of every country in the dimension table. This ensures the ranking is never affected by slicers or page-level filters, so the top country is always evaluated against the complete dataset.</w:t>
       </w:r>
     </w:p>
     <w:p>
@@ -3158,7 +3794,6 @@
         <w:ind w:left="1080"/>
         <w:rPr>
           <w:rFonts w:ascii="Times New Roman" w:hAnsi="Times New Roman" w:cs="Times New Roman"/>
-          <w:lang w:val="ru-RU"/>
         </w:rPr>
       </w:pPr>
       <w:r>
@@ -3173,13 +3808,7 @@
         <w:rPr>
           <w:rFonts w:ascii="Times New Roman" w:hAnsi="Times New Roman" w:cs="Times New Roman"/>
         </w:rPr>
-        <w:t xml:space="preserve"> cuts the ranked list and returns only the first row — the country sitting at the top after sorting by Total Sales descending. The result is not a single value but a one-row table containing just that country name</w:t>
-      </w:r>
-      <w:r>
-        <w:rPr>
-          <w:rFonts w:ascii="Times New Roman" w:hAnsi="Times New Roman" w:cs="Times New Roman"/>
-        </w:rPr>
-        <w:t>.</w:t>
+        <w:t xml:space="preserve"> cuts the ranked list and returns only the first row — the country sitting at the top after sorting by Total Sales descending. The result is not a single value but a one-row table containing just that country name.</w:t>
       </w:r>
     </w:p>
     <w:p>
@@ -3218,13 +3847,7 @@
         <w:rPr>
           <w:rFonts w:ascii="Times New Roman" w:hAnsi="Times New Roman" w:cs="Times New Roman"/>
         </w:rPr>
-        <w:t>T</w:t>
-      </w:r>
-      <w:r>
-        <w:rPr>
-          <w:rFonts w:ascii="Times New Roman" w:hAnsi="Times New Roman" w:cs="Times New Roman"/>
-        </w:rPr>
-        <w:t>he measure always returns a single text value — the name of one country. A Card is the most appropriate visual for this since it communicates a single answer clearly and immediately.</w:t>
+        <w:t>The measure always returns a single text value — the name of one country. A Card is the most appropriate visual for this since it communicates a single answer clearly and immediately.</w:t>
       </w:r>
       <w:r>
         <w:rPr>
@@ -3235,7 +3858,6 @@
       <w:r>
         <w:rPr>
           <w:rFonts w:ascii="Times New Roman" w:hAnsi="Times New Roman" w:cs="Times New Roman"/>
-          <w:lang w:val="ru-RU"/>
         </w:rPr>
         <w:br/>
       </w:r>
@@ -3263,7 +3885,21 @@
         <w:rPr>
           <w:rFonts w:ascii="Times New Roman" w:hAnsi="Times New Roman" w:cs="Times New Roman"/>
         </w:rPr>
-        <w:t xml:space="preserve"> alongside EnglishProductCategoryName and Total Sales columns.</w:t>
+        <w:t xml:space="preserve"> alongside </w:t>
+      </w:r>
+      <w:proofErr w:type="spellStart"/>
+      <w:r>
+        <w:rPr>
+          <w:rFonts w:ascii="Times New Roman" w:hAnsi="Times New Roman" w:cs="Times New Roman"/>
+        </w:rPr>
+        <w:t>EnglishProductCategoryName</w:t>
+      </w:r>
+      <w:proofErr w:type="spellEnd"/>
+      <w:r>
+        <w:rPr>
+          <w:rFonts w:ascii="Times New Roman" w:hAnsi="Times New Roman" w:cs="Times New Roman"/>
+        </w:rPr>
+        <w:t xml:space="preserve"> and Total Sales columns.</w:t>
       </w:r>
       <w:r>
         <w:rPr>
@@ -3275,19 +3911,7 @@
         <w:rPr>
           <w:rFonts w:ascii="Times New Roman" w:hAnsi="Times New Roman" w:cs="Times New Roman"/>
         </w:rPr>
-        <w:t>The measure</w:t>
-      </w:r>
-      <w:r>
-        <w:rPr>
-          <w:rFonts w:ascii="Times New Roman" w:hAnsi="Times New Roman" w:cs="Times New Roman"/>
-        </w:rPr>
-        <w:t xml:space="preserve"> Rank</w:t>
-      </w:r>
-      <w:r>
-        <w:rPr>
-          <w:rFonts w:ascii="Times New Roman" w:hAnsi="Times New Roman" w:cs="Times New Roman"/>
-        </w:rPr>
-        <w:t xml:space="preserve"> works following:</w:t>
+        <w:t>The measure Rank works following:</w:t>
       </w:r>
     </w:p>
     <w:p>
@@ -3307,13 +3931,85 @@
           <w:b/>
           <w:bCs/>
         </w:rPr>
-        <w:t>ISINSCOPE(DimProductCategory[EnglishProductCategoryName])</w:t>
+        <w:t>ISINSCOPE(</w:t>
+      </w:r>
+      <w:proofErr w:type="spellStart"/>
+      <w:r>
+        <w:rPr>
+          <w:rFonts w:ascii="Times New Roman" w:hAnsi="Times New Roman" w:cs="Times New Roman"/>
+          <w:b/>
+          <w:bCs/>
+        </w:rPr>
+        <w:t>DimProductCategory</w:t>
+      </w:r>
+      <w:proofErr w:type="spellEnd"/>
+      <w:r>
+        <w:rPr>
+          <w:rFonts w:ascii="Times New Roman" w:hAnsi="Times New Roman" w:cs="Times New Roman"/>
+          <w:b/>
+          <w:bCs/>
+        </w:rPr>
+        <w:t>[</w:t>
+      </w:r>
+      <w:proofErr w:type="spellStart"/>
+      <w:r>
+        <w:rPr>
+          <w:rFonts w:ascii="Times New Roman" w:hAnsi="Times New Roman" w:cs="Times New Roman"/>
+          <w:b/>
+          <w:bCs/>
+        </w:rPr>
+        <w:t>EnglishProductCategoryName</w:t>
+      </w:r>
+      <w:proofErr w:type="spellEnd"/>
+      <w:r>
+        <w:rPr>
+          <w:rFonts w:ascii="Times New Roman" w:hAnsi="Times New Roman" w:cs="Times New Roman"/>
+          <w:b/>
+          <w:bCs/>
+        </w:rPr>
+        <w:t>])</w:t>
       </w:r>
       <w:r>
         <w:rPr>
           <w:rFonts w:ascii="Times New Roman" w:hAnsi="Times New Roman" w:cs="Times New Roman"/>
         </w:rPr>
         <w:t xml:space="preserve"> checks whether the current row in the visual is showing an individual category value. This is necessary because tables in Power BI can have subtotals or totals rows — for those rows the category column is not in scope, so the measure returns BLANK() instead of trying to rank a total, which would produce a meaningless result.</w:t>
+      </w:r>
+    </w:p>
+    <w:p>
+      <w:pPr>
+        <w:pStyle w:val="ListParagraph"/>
+        <w:numPr>
+          <w:ilvl w:val="0"/>
+          <w:numId w:val="14"/>
+        </w:numPr>
+        <w:rPr>
+          <w:rFonts w:ascii="Times New Roman" w:hAnsi="Times New Roman" w:cs="Times New Roman"/>
+        </w:rPr>
+      </w:pPr>
+      <w:r>
+        <w:rPr>
+          <w:rFonts w:ascii="Times New Roman" w:hAnsi="Times New Roman" w:cs="Times New Roman"/>
+        </w:rPr>
+        <w:t>NOT(ISBLANK([Total Sales])) was added as a second condition using the &amp;&amp; operator — if a category has no sales</w:t>
+      </w:r>
+      <w:r>
+        <w:rPr>
+          <w:rFonts w:ascii="Times New Roman" w:hAnsi="Times New Roman" w:cs="Times New Roman"/>
+        </w:rPr>
+        <w:t>(</w:t>
+      </w:r>
+      <w:r>
+        <w:rPr>
+          <w:rFonts w:ascii="Times New Roman" w:hAnsi="Times New Roman" w:cs="Times New Roman"/>
+        </w:rPr>
+        <w:t>like Components)</w:t>
+      </w:r>
+      <w:r>
+        <w:rPr>
+          <w:rFonts w:ascii="Times New Roman" w:hAnsi="Times New Roman" w:cs="Times New Roman"/>
+        </w:rPr>
+        <w:t xml:space="preserve"> data at all the rank returns BLANK() as well, keeping the table clean and preventing empty rows from receiving a rank number.</w:t>
       </w:r>
     </w:p>
     <w:p>
@@ -3332,14 +4028,55 @@
           <w:kern w:val="2"/>
           <w14:ligatures w14:val="standardContextual"/>
         </w:rPr>
-        <w:t>ALL(DimProductCategory[EnglishProductCategoryName])</w:t>
-      </w:r>
-      <w:r>
-        <w:t xml:space="preserve"> removes any filters from the category column so that every category participates in the ranking regardless of what is </w:t>
-      </w:r>
-      <w:r>
         <w:lastRenderedPageBreak/>
-        <w:t>filtered elsewhere on the page. Without this, each category would only be ranked against itself and every row would return rank 1.</w:t>
+        <w:t>ALL(</w:t>
+      </w:r>
+      <w:proofErr w:type="spellStart"/>
+      <w:r>
+        <w:rPr>
+          <w:rFonts w:eastAsiaTheme="minorHAnsi"/>
+          <w:b/>
+          <w:bCs/>
+          <w:kern w:val="2"/>
+          <w14:ligatures w14:val="standardContextual"/>
+        </w:rPr>
+        <w:t>DimProductCategory</w:t>
+      </w:r>
+      <w:proofErr w:type="spellEnd"/>
+      <w:r>
+        <w:rPr>
+          <w:rFonts w:eastAsiaTheme="minorHAnsi"/>
+          <w:b/>
+          <w:bCs/>
+          <w:kern w:val="2"/>
+          <w14:ligatures w14:val="standardContextual"/>
+        </w:rPr>
+        <w:t>[</w:t>
+      </w:r>
+      <w:proofErr w:type="spellStart"/>
+      <w:r>
+        <w:rPr>
+          <w:rFonts w:eastAsiaTheme="minorHAnsi"/>
+          <w:b/>
+          <w:bCs/>
+          <w:kern w:val="2"/>
+          <w14:ligatures w14:val="standardContextual"/>
+        </w:rPr>
+        <w:t>EnglishProductCategoryName</w:t>
+      </w:r>
+      <w:proofErr w:type="spellEnd"/>
+      <w:r>
+        <w:rPr>
+          <w:rFonts w:eastAsiaTheme="minorHAnsi"/>
+          <w:b/>
+          <w:bCs/>
+          <w:kern w:val="2"/>
+          <w14:ligatures w14:val="standardContextual"/>
+        </w:rPr>
+        <w:t>])</w:t>
+      </w:r>
+      <w:r>
+        <w:t xml:space="preserve"> removes any filters from the category column so that every category participates in the ranking regardless of what is filtered elsewhere on the page. Without this, each category would only be ranked against itself and every row would return rank 1.</w:t>
       </w:r>
     </w:p>
     <w:p>
@@ -3373,10 +4110,7 @@
         <w:t>Dense</w:t>
       </w:r>
       <w:r>
-        <w:t xml:space="preserve"> ranking means if two categories have equal sales they share the same rank and the next rank is not skipped</w:t>
-      </w:r>
-      <w:r>
-        <w:t>.</w:t>
+        <w:t xml:space="preserve"> ranking means if two categories have equal sales they share the same rank and the next rank is not skipped.</w:t>
       </w:r>
       <w:r>
         <w:br/>
@@ -3385,14 +4119,11 @@
         <w:br/>
       </w:r>
       <w:r>
-        <w:rPr>
-          <w:lang w:val="ru-RU"/>
-        </w:rPr>
         <w:drawing>
-          <wp:inline distT="0" distB="0" distL="0" distR="0" wp14:anchorId="139700A0" wp14:editId="3C40A72B">
-            <wp:extent cx="5931877" cy="1484068"/>
-            <wp:effectExtent l="0" t="0" r="0" b="1905"/>
-            <wp:docPr id="501696549" name="Picture 1"/>
+          <wp:inline distT="0" distB="0" distL="0" distR="0" wp14:anchorId="5BE7B791" wp14:editId="35B9D0D8">
+            <wp:extent cx="5720862" cy="1299377"/>
+            <wp:effectExtent l="0" t="0" r="0" b="0"/>
+            <wp:docPr id="989357323" name="Picture 1"/>
             <wp:cNvGraphicFramePr>
               <a:graphicFrameLocks xmlns:a="http://schemas.openxmlformats.org/drawingml/2006/main" noChangeAspect="1"/>
             </wp:cNvGraphicFramePr>
@@ -3400,7 +4131,7 @@
               <a:graphicData uri="http://schemas.openxmlformats.org/drawingml/2006/picture">
                 <pic:pic xmlns:pic="http://schemas.openxmlformats.org/drawingml/2006/picture">
                   <pic:nvPicPr>
-                    <pic:cNvPr id="501696549" name=""/>
+                    <pic:cNvPr id="989357323" name=""/>
                     <pic:cNvPicPr/>
                   </pic:nvPicPr>
                   <pic:blipFill>
@@ -3412,7 +4143,7 @@
                   <pic:spPr>
                     <a:xfrm>
                       <a:off x="0" y="0"/>
-                      <a:ext cx="5950151" cy="1488640"/>
+                      <a:ext cx="5753588" cy="1306810"/>
                     </a:xfrm>
                     <a:prstGeom prst="rect">
                       <a:avLst/>
@@ -3428,14 +4159,11 @@
         <w:br/>
       </w:r>
       <w:r>
-        <w:rPr>
-          <w:lang w:val="ru-RU"/>
-        </w:rPr>
         <w:drawing>
-          <wp:inline distT="0" distB="0" distL="0" distR="0" wp14:anchorId="683ED083" wp14:editId="4CD21E63">
-            <wp:extent cx="2314898" cy="1190791"/>
+          <wp:inline distT="0" distB="0" distL="0" distR="0" wp14:anchorId="7C10F7D6" wp14:editId="3200BC3D">
+            <wp:extent cx="2600688" cy="1324160"/>
             <wp:effectExtent l="0" t="0" r="9525" b="9525"/>
-            <wp:docPr id="488246014" name="Picture 1"/>
+            <wp:docPr id="921588132" name="Picture 1"/>
             <wp:cNvGraphicFramePr>
               <a:graphicFrameLocks xmlns:a="http://schemas.openxmlformats.org/drawingml/2006/main" noChangeAspect="1"/>
             </wp:cNvGraphicFramePr>
@@ -3443,7 +4171,7 @@
               <a:graphicData uri="http://schemas.openxmlformats.org/drawingml/2006/picture">
                 <pic:pic xmlns:pic="http://schemas.openxmlformats.org/drawingml/2006/picture">
                   <pic:nvPicPr>
-                    <pic:cNvPr id="488246014" name=""/>
+                    <pic:cNvPr id="921588132" name=""/>
                     <pic:cNvPicPr/>
                   </pic:nvPicPr>
                   <pic:blipFill>
@@ -3455,7 +4183,7 @@
                   <pic:spPr>
                     <a:xfrm>
                       <a:off x="0" y="0"/>
-                      <a:ext cx="2314898" cy="1190791"/>
+                      <a:ext cx="2600688" cy="1324160"/>
                     </a:xfrm>
                     <a:prstGeom prst="rect">
                       <a:avLst/>
@@ -3473,16 +4201,16 @@
         <w:pStyle w:val="font-claude-response-body"/>
       </w:pPr>
       <w:r>
-        <w:t>R</w:t>
-      </w:r>
-      <w:r>
-        <w:t>anking is inherently a comparative metric that only makes sense when multiple values are visible together. A Table allows the reader to see all categories, their Total Sales, and their corresponding rank side by side, making it immediately clear which category leads and by how much. A Card would only show one rank in isolation, and a bar chart would show sales volume but not the explicit rank number.</w:t>
+        <w:t>Ranking is inherently a comparative metric that only makes sense when multiple values are visible together. A Table allows the reader to see all categories, their Total Sales, and their corresponding rank side by side, making it immediately clear which category leads and by how much. A Card would only show one rank in isolation, and a bar chart would show sales volume but not the explicit rank number.</w:t>
       </w:r>
       <w:r>
         <w:br/>
       </w:r>
       <w:r>
         <w:br/>
+      </w:r>
+      <w:r>
+        <w:lastRenderedPageBreak/>
         <w:t xml:space="preserve">The final report the for LAB: </w:t>
       </w:r>
       <w:r>
@@ -3490,10 +4218,10 @@
       </w:r>
       <w:r>
         <w:drawing>
-          <wp:inline distT="0" distB="0" distL="0" distR="0" wp14:anchorId="27849F26" wp14:editId="437F8869">
-            <wp:extent cx="6770077" cy="3806288"/>
-            <wp:effectExtent l="0" t="0" r="0" b="3810"/>
-            <wp:docPr id="29143601" name="Picture 1"/>
+          <wp:inline distT="0" distB="0" distL="0" distR="0" wp14:anchorId="25226F25" wp14:editId="6923CE50">
+            <wp:extent cx="6858000" cy="3855720"/>
+            <wp:effectExtent l="0" t="0" r="0" b="0"/>
+            <wp:docPr id="906821479" name="Picture 1"/>
             <wp:cNvGraphicFramePr>
               <a:graphicFrameLocks xmlns:a="http://schemas.openxmlformats.org/drawingml/2006/main" noChangeAspect="1"/>
             </wp:cNvGraphicFramePr>
@@ -3501,7 +4229,7 @@
               <a:graphicData uri="http://schemas.openxmlformats.org/drawingml/2006/picture">
                 <pic:pic xmlns:pic="http://schemas.openxmlformats.org/drawingml/2006/picture">
                   <pic:nvPicPr>
-                    <pic:cNvPr id="29143601" name=""/>
+                    <pic:cNvPr id="906821479" name=""/>
                     <pic:cNvPicPr/>
                   </pic:nvPicPr>
                   <pic:blipFill>
@@ -3513,7 +4241,7 @@
                   <pic:spPr>
                     <a:xfrm>
                       <a:off x="0" y="0"/>
-                      <a:ext cx="6819968" cy="3834338"/>
+                      <a:ext cx="6858000" cy="3855720"/>
                     </a:xfrm>
                     <a:prstGeom prst="rect">
                       <a:avLst/>
